--- a/undouablecounter/notes/undouablecounter.docx
+++ b/undouablecounter/notes/undouablecounter.docx
@@ -54,7 +54,22 @@
           <w:sz w:val="32"/>
           <w:szCs w:val="32"/>
         </w:rPr>
-        <w:t>These are the states we have</w:t>
+        <w:t xml:space="preserve">These are the </w:t>
+      </w:r>
+      <w:r>
+        <w:rPr>
+          <w:sz w:val="32"/>
+          <w:szCs w:val="32"/>
+          <w:highlight w:val="yellow"/>
+        </w:rPr>
+        <w:t>states</w:t>
+      </w:r>
+      <w:r>
+        <w:rPr>
+          <w:sz w:val="32"/>
+          <w:szCs w:val="32"/>
+        </w:rPr>
+        <w:t xml:space="preserve"> we have</w:t>
       </w:r>
     </w:p>
     <w:p>
@@ -66,6 +81,7 @@
       </w:pPr>
       <w:r>
         <w:rPr>
+          <w:noProof/>
           <w:sz w:val="44"/>
           <w:szCs w:val="44"/>
         </w:rPr>
@@ -115,6 +131,7 @@
       </w:pPr>
       <w:r>
         <w:rPr>
+          <w:noProof/>
           <w:sz w:val="44"/>
           <w:szCs w:val="44"/>
         </w:rPr>
@@ -175,8 +192,35 @@
           <w:szCs w:val="32"/>
         </w:rPr>
         <w:br/>
-        <w:t>I will get the value in string I will convert to number. And set value</w:t>
-      </w:r>
+        <w:t xml:space="preserve">I will get the </w:t>
+      </w:r>
+      <w:r>
+        <w:rPr>
+          <w:sz w:val="32"/>
+          <w:szCs w:val="32"/>
+          <w:highlight w:val="yellow"/>
+        </w:rPr>
+        <w:t>value in string I will convert to number</w:t>
+      </w:r>
+      <w:r>
+        <w:rPr>
+          <w:sz w:val="32"/>
+          <w:szCs w:val="32"/>
+        </w:rPr>
+        <w:t xml:space="preserve">. And </w:t>
+      </w:r>
+      <w:proofErr w:type="spellStart"/>
+      <w:proofErr w:type="gramStart"/>
+      <w:r>
+        <w:rPr>
+          <w:sz w:val="32"/>
+          <w:szCs w:val="32"/>
+          <w:highlight w:val="yellow"/>
+        </w:rPr>
+        <w:t>setvalue</w:t>
+      </w:r>
+      <w:proofErr w:type="spellEnd"/>
+      <w:proofErr w:type="gramEnd"/>
       <w:r>
         <w:rPr>
           <w:sz w:val="32"/>
@@ -201,6 +245,7 @@
       </w:pPr>
       <w:r>
         <w:rPr>
+          <w:noProof/>
           <w:sz w:val="32"/>
           <w:szCs w:val="32"/>
         </w:rPr>
@@ -255,21 +300,52 @@
         </w:rPr>
         <w:t xml:space="preserve">In </w:t>
       </w:r>
-      <w:proofErr w:type="gramStart"/>
-      <w:r>
-        <w:rPr>
-          <w:sz w:val="32"/>
-          <w:szCs w:val="32"/>
-        </w:rPr>
-        <w:t>maintain</w:t>
-      </w:r>
-      <w:proofErr w:type="gramEnd"/>
-      <w:r>
-        <w:rPr>
-          <w:sz w:val="32"/>
-          <w:szCs w:val="32"/>
-        </w:rPr>
-        <w:t xml:space="preserve"> history I am creating an object and spreading history, history is the array and doing the unshift and set history.</w:t>
+      <w:proofErr w:type="spellStart"/>
+      <w:r>
+        <w:rPr>
+          <w:sz w:val="32"/>
+          <w:szCs w:val="32"/>
+          <w:highlight w:val="yellow"/>
+        </w:rPr>
+        <w:t>maintainhistory</w:t>
+      </w:r>
+      <w:proofErr w:type="spellEnd"/>
+      <w:r>
+        <w:rPr>
+          <w:sz w:val="32"/>
+          <w:szCs w:val="32"/>
+        </w:rPr>
+        <w:t xml:space="preserve"> I am creating an object </w:t>
+      </w:r>
+      <w:r>
+        <w:rPr>
+          <w:sz w:val="32"/>
+          <w:szCs w:val="32"/>
+          <w:highlight w:val="yellow"/>
+        </w:rPr>
+        <w:t>and spreading history</w:t>
+      </w:r>
+      <w:r>
+        <w:rPr>
+          <w:sz w:val="32"/>
+          <w:szCs w:val="32"/>
+        </w:rPr>
+        <w:t xml:space="preserve">, history is the array and </w:t>
+      </w:r>
+      <w:r>
+        <w:rPr>
+          <w:sz w:val="32"/>
+          <w:szCs w:val="32"/>
+          <w:highlight w:val="yellow"/>
+        </w:rPr>
+        <w:t>doing the unshift</w:t>
+      </w:r>
+      <w:r>
+        <w:rPr>
+          <w:sz w:val="32"/>
+          <w:szCs w:val="32"/>
+        </w:rPr>
+        <w:t xml:space="preserve"> and set history.</w:t>
       </w:r>
     </w:p>
     <w:p>
@@ -283,15 +359,9 @@
         <w:rPr>
           <w:sz w:val="32"/>
           <w:szCs w:val="32"/>
-        </w:rPr>
-        <w:t>unshift (</w:t>
-      </w:r>
-      <w:r>
-        <w:rPr>
-          <w:sz w:val="32"/>
-          <w:szCs w:val="32"/>
-        </w:rPr>
-        <w:t>) method adds new elements to </w:t>
+          <w:highlight w:val="yellow"/>
+        </w:rPr>
+        <w:t>unshift () method adds new elements to </w:t>
       </w:r>
       <w:r>
         <w:rPr>
@@ -299,6 +369,7 @@
           <w:bCs/>
           <w:sz w:val="32"/>
           <w:szCs w:val="32"/>
+          <w:highlight w:val="yellow"/>
         </w:rPr>
         <w:t>the beginning</w:t>
       </w:r>
@@ -306,8 +377,16 @@
         <w:rPr>
           <w:sz w:val="32"/>
           <w:szCs w:val="32"/>
-        </w:rPr>
-        <w:t> of an array.</w:t>
+          <w:highlight w:val="yellow"/>
+        </w:rPr>
+        <w:t> of an array</w:t>
+      </w:r>
+      <w:r>
+        <w:rPr>
+          <w:sz w:val="32"/>
+          <w:szCs w:val="32"/>
+        </w:rPr>
+        <w:t>.</w:t>
       </w:r>
     </w:p>
     <w:p>
@@ -319,6 +398,7 @@
       </w:pPr>
       <w:r>
         <w:rPr>
+          <w:noProof/>
           <w:sz w:val="32"/>
           <w:szCs w:val="32"/>
         </w:rPr>
@@ -386,6 +466,7 @@
         <w:rPr>
           <w:sz w:val="32"/>
           <w:szCs w:val="32"/>
+          <w:highlight w:val="yellow"/>
         </w:rPr>
         <w:t>shift</w:t>
       </w:r>
@@ -395,23 +476,30 @@
           <w:sz w:val="32"/>
           <w:szCs w:val="32"/>
         </w:rPr>
-        <w:t xml:space="preserve"> the history first item when we click on the undo then we are set history and set the value of </w:t>
-      </w:r>
-      <w:proofErr w:type="spellStart"/>
-      <w:r>
-        <w:rPr>
-          <w:sz w:val="32"/>
-          <w:szCs w:val="32"/>
-        </w:rPr>
-        <w:t>of</w:t>
-      </w:r>
-      <w:proofErr w:type="spellEnd"/>
-      <w:r>
-        <w:rPr>
-          <w:sz w:val="32"/>
-          <w:szCs w:val="32"/>
-        </w:rPr>
-        <w:t xml:space="preserve"> previous one.</w:t>
+        <w:t xml:space="preserve"> the history first item when we click on the </w:t>
+      </w:r>
+      <w:r>
+        <w:rPr>
+          <w:sz w:val="32"/>
+          <w:szCs w:val="32"/>
+          <w:highlight w:val="yellow"/>
+        </w:rPr>
+        <w:t>undo</w:t>
+      </w:r>
+      <w:r>
+        <w:rPr>
+          <w:sz w:val="32"/>
+          <w:szCs w:val="32"/>
+        </w:rPr>
+        <w:t xml:space="preserve"> then we are set history and set the value of </w:t>
+      </w:r>
+      <w:r>
+        <w:rPr>
+          <w:sz w:val="32"/>
+          <w:szCs w:val="32"/>
+          <w:highlight w:val="yellow"/>
+        </w:rPr>
+        <w:t>previous one.</w:t>
       </w:r>
     </w:p>
     <w:p>
@@ -428,15 +516,13 @@
         </w:rPr>
         <w:t xml:space="preserve">When the undo shift value it will </w:t>
       </w:r>
-      <w:proofErr w:type="gramStart"/>
-      <w:r>
-        <w:rPr>
-          <w:sz w:val="32"/>
-          <w:szCs w:val="32"/>
-        </w:rPr>
-        <w:t>added</w:t>
-      </w:r>
-      <w:proofErr w:type="gramEnd"/>
+      <w:r>
+        <w:rPr>
+          <w:sz w:val="32"/>
+          <w:szCs w:val="32"/>
+        </w:rPr>
+        <w:t>add</w:t>
+      </w:r>
       <w:r>
         <w:rPr>
           <w:sz w:val="32"/>
@@ -449,6 +535,7 @@
         <w:rPr>
           <w:sz w:val="32"/>
           <w:szCs w:val="32"/>
+          <w:highlight w:val="yellow"/>
         </w:rPr>
         <w:t>redolist</w:t>
       </w:r>
@@ -458,13 +545,29 @@
           <w:sz w:val="32"/>
           <w:szCs w:val="32"/>
         </w:rPr>
-        <w:t xml:space="preserve"> by using the push and we reset </w:t>
+        <w:t xml:space="preserve"> by using the </w:t>
+      </w:r>
+      <w:r>
+        <w:rPr>
+          <w:sz w:val="32"/>
+          <w:szCs w:val="32"/>
+          <w:highlight w:val="yellow"/>
+        </w:rPr>
+        <w:t>push</w:t>
+      </w:r>
+      <w:r>
+        <w:rPr>
+          <w:sz w:val="32"/>
+          <w:szCs w:val="32"/>
+        </w:rPr>
+        <w:t xml:space="preserve"> and we reset </w:t>
       </w:r>
       <w:proofErr w:type="spellStart"/>
       <w:r>
         <w:rPr>
           <w:sz w:val="32"/>
           <w:szCs w:val="32"/>
+          <w:highlight w:val="yellow"/>
         </w:rPr>
         <w:t>redolist</w:t>
       </w:r>
@@ -486,6 +589,7 @@
       </w:pPr>
       <w:r>
         <w:rPr>
+          <w:noProof/>
           <w:sz w:val="32"/>
           <w:szCs w:val="32"/>
         </w:rPr>
@@ -546,6 +650,7 @@
         <w:rPr>
           <w:sz w:val="32"/>
           <w:szCs w:val="32"/>
+          <w:highlight w:val="yellow"/>
         </w:rPr>
         <w:t>handleRedo</w:t>
       </w:r>
@@ -562,6 +667,7 @@
         <w:rPr>
           <w:sz w:val="32"/>
           <w:szCs w:val="32"/>
+          <w:highlight w:val="yellow"/>
         </w:rPr>
         <w:t>redolist</w:t>
       </w:r>
@@ -573,26 +679,19 @@
         </w:rPr>
         <w:t xml:space="preserve"> and pop up the value and get that </w:t>
       </w:r>
-      <w:proofErr w:type="gramStart"/>
-      <w:r>
-        <w:rPr>
-          <w:sz w:val="32"/>
-          <w:szCs w:val="32"/>
-        </w:rPr>
-        <w:t>action</w:t>
-      </w:r>
-      <w:r>
-        <w:rPr>
-          <w:sz w:val="32"/>
-          <w:szCs w:val="32"/>
-        </w:rPr>
-        <w:t xml:space="preserve"> ,</w:t>
-      </w:r>
-      <w:proofErr w:type="gramEnd"/>
-      <w:r>
-        <w:rPr>
-          <w:sz w:val="32"/>
-          <w:szCs w:val="32"/>
+      <w:r>
+        <w:rPr>
+          <w:sz w:val="32"/>
+          <w:szCs w:val="32"/>
+          <w:highlight w:val="yellow"/>
+        </w:rPr>
+        <w:t>action,</w:t>
+      </w:r>
+      <w:r>
+        <w:rPr>
+          <w:sz w:val="32"/>
+          <w:szCs w:val="32"/>
+          <w:highlight w:val="yellow"/>
         </w:rPr>
         <w:t xml:space="preserve"> </w:t>
       </w:r>
@@ -600,6 +699,7 @@
         <w:rPr>
           <w:sz w:val="32"/>
           <w:szCs w:val="32"/>
+          <w:highlight w:val="yellow"/>
         </w:rPr>
         <w:t>Prev</w:t>
       </w:r>
@@ -607,6 +707,7 @@
         <w:rPr>
           <w:sz w:val="32"/>
           <w:szCs w:val="32"/>
+          <w:highlight w:val="yellow"/>
         </w:rPr>
         <w:t xml:space="preserve"> and c</w:t>
       </w:r>
@@ -614,6 +715,7 @@
         <w:rPr>
           <w:sz w:val="32"/>
           <w:szCs w:val="32"/>
+          <w:highlight w:val="yellow"/>
         </w:rPr>
         <w:t>u</w:t>
       </w:r>
@@ -621,32 +723,24 @@
         <w:rPr>
           <w:sz w:val="32"/>
           <w:szCs w:val="32"/>
-        </w:rPr>
-        <w:t xml:space="preserve">r value and we set the </w:t>
-      </w:r>
-      <w:proofErr w:type="gramStart"/>
-      <w:r>
-        <w:rPr>
-          <w:sz w:val="32"/>
-          <w:szCs w:val="32"/>
-        </w:rPr>
-        <w:t>value</w:t>
-      </w:r>
-      <w:r>
-        <w:rPr>
-          <w:sz w:val="32"/>
-          <w:szCs w:val="32"/>
-        </w:rPr>
-        <w:t xml:space="preserve"> </w:t>
-      </w:r>
-      <w:r>
-        <w:rPr>
-          <w:sz w:val="32"/>
-          <w:szCs w:val="32"/>
-        </w:rPr>
-        <w:t xml:space="preserve"> and</w:t>
-      </w:r>
-      <w:proofErr w:type="gramEnd"/>
+          <w:highlight w:val="yellow"/>
+        </w:rPr>
+        <w:t>r</w:t>
+      </w:r>
+      <w:r>
+        <w:rPr>
+          <w:sz w:val="32"/>
+          <w:szCs w:val="32"/>
+        </w:rPr>
+        <w:t xml:space="preserve"> value and we set the </w:t>
+      </w:r>
+      <w:r>
+        <w:rPr>
+          <w:sz w:val="32"/>
+          <w:szCs w:val="32"/>
+        </w:rPr>
+        <w:t>value and</w:t>
+      </w:r>
       <w:r>
         <w:rPr>
           <w:sz w:val="32"/>
@@ -659,6 +753,7 @@
         <w:rPr>
           <w:sz w:val="32"/>
           <w:szCs w:val="32"/>
+          <w:highlight w:val="yellow"/>
         </w:rPr>
         <w:t>maintainhistory</w:t>
       </w:r>
@@ -680,6 +775,7 @@
       </w:pPr>
       <w:r>
         <w:rPr>
+          <w:noProof/>
           <w:sz w:val="32"/>
           <w:szCs w:val="32"/>
         </w:rPr>
@@ -744,6 +840,7 @@
       </w:pPr>
       <w:r>
         <w:rPr>
+          <w:noProof/>
           <w:sz w:val="44"/>
           <w:szCs w:val="44"/>
         </w:rPr>
@@ -1447,6 +1544,7 @@
   <w:style w:type="character" w:default="1" w:styleId="DefaultParagraphFont">
     <w:name w:val="Default Paragraph Font"/>
     <w:uiPriority w:val="1"/>
+    <w:semiHidden/>
     <w:unhideWhenUsed/>
   </w:style>
   <w:style w:type="table" w:default="1" w:styleId="TableNormal">
